--- a/files/yuid/metodicheskie-rekomendacii-yuid.docx
+++ b/files/yuid/metodicheskie-rekomendacii-yuid.docx
@@ -4552,7 +4552,7 @@
                 <w:sz w:val="22"/>
                 <w:szCs w:val="22"/>
               </w:rPr>
-              <w:t xml:space="preserve">Ответственный, подпись</w:t>
+              <w:t xml:space="preserve">Ответственный</w:t>
             </w:r>
           </w:p>
         </w:tc>
